--- a/public/smart-police/forms/บันทึกพนักงานสอบสวน.docx
+++ b/public/smart-police/forms/บันทึกพนักงานสอบสวน.docx
@@ -2060,14 +2060,14 @@
         <w:szCs w:val="28"/>
         <w:cs/>
       </w:rPr>
-      <w:t>ค</w:t>
+      <w:t/>
     </w:r>
     <w:r>
       <w:rPr>
         <w:rFonts w:ascii="TH SarabunIT๙" w:hAnsi="TH SarabunIT๙" w:cs="TH SarabunIT๙" w:hint="cs"/>
         <w:szCs w:val="28"/>
       </w:rPr>
-      <w:t>.</w:t>
+      <w:t/>
     </w:r>
     <w:r>
       <w:rPr>
@@ -2075,14 +2075,14 @@
         <w:szCs w:val="28"/>
         <w:cs/>
       </w:rPr>
-      <w:t xml:space="preserve">๑๗ </w:t>
+      <w:t xml:space="preserve"/>
     </w:r>
     <w:r>
       <w:rPr>
         <w:rFonts w:ascii="TH SarabunIT๙" w:hAnsi="TH SarabunIT๙" w:cs="TH SarabunIT๙" w:hint="cs"/>
         <w:szCs w:val="28"/>
       </w:rPr>
-      <w:t xml:space="preserve">- </w:t>
+      <w:t xml:space="preserve"/>
     </w:r>
     <w:r>
       <w:rPr>
@@ -2090,14 +2090,14 @@
         <w:szCs w:val="28"/>
         <w:cs/>
       </w:rPr>
-      <w:t>ต</w:t>
+      <w:t/>
     </w:r>
     <w:r>
       <w:rPr>
         <w:rFonts w:ascii="TH SarabunIT๙" w:hAnsi="TH SarabunIT๙" w:cs="TH SarabunIT๙" w:hint="cs"/>
         <w:szCs w:val="28"/>
       </w:rPr>
-      <w:t>.</w:t>
+      <w:t/>
     </w:r>
     <w:r>
       <w:rPr>
@@ -2105,7 +2105,7 @@
         <w:szCs w:val="28"/>
         <w:cs/>
       </w:rPr>
-      <w:t>๑๓๕</w:t>
+      <w:t/>
     </w:r>
     <w:r>
       <w:rPr>
